--- a/projects/valuepickr-open-screen/docs/Kaynes Technology.docx
+++ b/projects/valuepickr-open-screen/docs/Kaynes Technology.docx
@@ -353,6 +353,38 @@
           <w:szCs w:val="18"/>
         </w:rPr>
         <w:t xml:space="preserve">Every time a trusted user expresses clear conviction on this stock, most recent first — this section accumulates over time, it isn't a one-time snapshot.</w:t>
+      </w:r>
+    </w:p>
+    <w:p>
+      <w:pPr>
+        <w:spacing w:after="100"/>
+      </w:pPr>
+      <w:r>
+        <w:rPr>
+          <w:b/>
+          <w:bCs/>
+          <w:sz w:val="20"/>
+          <w:szCs w:val="20"/>
+        </w:rPr>
+        <w:t xml:space="preserve">2026-06-20 — Cshar</w:t>
+      </w:r>
+      <w:r>
+        <w:rPr>
+          <w:i/>
+          <w:iCs/>
+          <w:color w:val="666666"/>
+          <w:sz w:val="18"/>
+          <w:szCs w:val="18"/>
+        </w:rPr>
+        <w:t xml:space="preserve"> (Midhun's Investment journey, post #79 (elevated tier))</w:t>
+      </w:r>
+      <w:r>
+        <w:rPr>
+          <w:sz w:val="20"/>
+          <w:szCs w:val="20"/>
+        </w:rPr>
+        <w:br/>
+        <w:t xml:space="preserve">: "always liked Kaynas Tech seeing its moat and core to Electronics manufacturing only valuations were concern, loaded up 10% of PF when it dropped to 3100 levels ... will hold both [Kaynes+Cohance] for next 4-5 years at least." Independent trusted-user conviction; distinct from Midhunjoe who EXITED Kaynes by Sep 2026. elevated-tier -&gt; no floor.</w:t>
       </w:r>
     </w:p>
     <w:p>
